--- a/site/文档/岗位映射与面试介绍.docx
+++ b/site/文档/岗位映射与面试介绍.docx
@@ -3188,7 +3188,7 @@
           <w:color w:val="000000"/>
           <w:sz w:val="21"/>
         </w:rPr>
-        <w:t>标注、导入样本和快照保存在当前浏览器，不是共享数据库；清理存储会丢失记录，应先导出。静态GitHub Pages可承载网页和图表，不能运行Python后端；当前尚未替用户发布。</w:t>
+        <w:t>标注、导入样本和快照保存在当前浏览器，不是共享数据库；清理存储会丢失记录，应先导出。静态GitHub Pages可承载网页和图表，不能运行Python后端。</w:t>
       </w:r>
     </w:p>
     <w:p>
